--- a/Mapped Curriculum Lesson - Supplemental Material/Grade 7/Lesson 26 - Building Lists with Loops/Building Lists with Loops - Concept Sheet.docx
+++ b/Mapped Curriculum Lesson - Supplemental Material/Grade 7/Lesson 26 - Building Lists with Loops/Building Lists with Loops - Concept Sheet.docx
@@ -148,9 +148,41 @@
         <w:rPr>
           <w:sz w:val="28"/>
           <w:szCs w:val="28"/>
+          <w:color w:val="C45E00"/>
+        </w:rPr>
+        <w:t>for</w:t>
+      </w:r>
+      <w:r>
+        <w:rPr>
+          <w:sz w:val="28"/>
+          <w:szCs w:val="28"/>
+          <w:color w:val="080808"/>
+        </w:rPr>
+        <w:t xml:space="preserve"> count </w:t>
+      </w:r>
+      <w:r>
+        <w:rPr>
+          <w:sz w:val="28"/>
+          <w:szCs w:val="28"/>
+          <w:color w:val="C45E00"/>
+        </w:rPr>
+        <w:t>in</w:t>
+      </w:r>
+      <w:r>
+        <w:rPr>
+          <w:sz w:val="28"/>
+          <w:szCs w:val="28"/>
+          <w:color w:val="080808"/>
+        </w:rPr>
+        <w:t xml:space="preserve"> </w:t>
+      </w:r>
+      <w:r>
+        <w:rPr>
+          <w:sz w:val="28"/>
+          <w:szCs w:val="28"/>
           <w:color w:val="1750EB"/>
         </w:rPr>
-        <w:t>for</w:t>
+        <w:t>range</w:t>
       </w:r>
       <w:r>
         <w:rPr>
@@ -158,39 +190,57 @@
           <w:szCs w:val="28"/>
           <w:color w:val="080808"/>
         </w:rPr>
-        <w:t xml:space="preserve"> count </w:t>
-      </w:r>
-      <w:r>
-        <w:rPr>
-          <w:sz w:val="28"/>
-          <w:szCs w:val="28"/>
-          <w:color w:val="1750EB"/>
-        </w:rPr>
-        <w:t>in</w:t>
-      </w:r>
-      <w:r>
-        <w:rPr>
-          <w:sz w:val="28"/>
-          <w:szCs w:val="28"/>
+        <w:t>(3):</w:t>
+      </w:r>
+    </w:p>
+    <w:p>
+      <w:pPr>
+        <w:ind w:left="720" w:firstLine="720"/>
+        <w:rPr>
+          <w:rFonts w:ascii="JetBrains Mono" w:hAnsi="JetBrains Mono" w:cs="JetBrains Mono"/>
+          <w:sz w:val="28"/>
+          <w:szCs w:val="28"/>
+        </w:rPr>
+      </w:pPr>
+    </w:p>
+    <w:p>
+      <w:pPr>
+        <w:rPr>
+          <w:rStyle w:val="Heading2Char"/>
+        </w:rPr>
+      </w:pPr>
+      <w:r>
+        <w:rPr>
+          <w:rStyle w:val="Heading2Char"/>
+        </w:rPr>
+        <w:t>Sentinel-controlled collection</w:t>
+      </w:r>
+    </w:p>
+    <w:p>
+      <w:pPr>
+        <w:ind w:firstLine="720"/>
+      </w:pPr>
+      <w:r>
+        <w:t xml:space="preserve">Definition: </w:t>
+      </w:r>
+    </w:p>
+    <w:p>
+      <w:pPr>
+        <w:ind w:left="1440"/>
+      </w:pPr>
+      <w:r>
+        <w:rPr>
           <w:color w:val="080808"/>
         </w:rPr>
-        <w:t xml:space="preserve"> </w:t>
-      </w:r>
-      <w:r>
-        <w:rPr>
-          <w:sz w:val="28"/>
-          <w:szCs w:val="28"/>
-          <w:color w:val="1750EB"/>
-        </w:rPr>
-        <w:t>range</w:t>
-      </w:r>
-      <w:r>
-        <w:rPr>
-          <w:sz w:val="28"/>
-          <w:szCs w:val="28"/>
-          <w:color w:val="080808"/>
-        </w:rPr>
-        <w:t>(3):</w:t>
+        <w:t>A list populated until a special input ends the loop.</w:t>
+      </w:r>
+    </w:p>
+    <w:p>
+      <w:pPr>
+        <w:ind w:firstLine="720"/>
+      </w:pPr>
+      <w:r>
+        <w:t>Example:</w:t>
       </w:r>
     </w:p>
     <w:p>
@@ -202,61 +252,11 @@
           <w:szCs w:val="28"/>
         </w:rPr>
       </w:pPr>
-    </w:p>
-    <w:p>
-      <w:pPr>
-        <w:rPr>
-          <w:rStyle w:val="Heading2Char"/>
-        </w:rPr>
-      </w:pPr>
-      <w:r>
-        <w:rPr>
-          <w:rStyle w:val="Heading2Char"/>
-        </w:rPr>
-        <w:t>Sentinel-controlled collection</w:t>
-      </w:r>
-    </w:p>
-    <w:p>
-      <w:pPr>
-        <w:ind w:firstLine="720"/>
-      </w:pPr>
-      <w:r>
-        <w:t xml:space="preserve">Definition: </w:t>
-      </w:r>
-    </w:p>
-    <w:p>
-      <w:pPr>
-        <w:ind w:left="1440"/>
-      </w:pPr>
-      <w:r>
-        <w:rPr>
-          <w:color w:val="080808"/>
-        </w:rPr>
-        <w:t>A list populated until a special input ends the loop.</w:t>
-      </w:r>
-    </w:p>
-    <w:p>
-      <w:pPr>
-        <w:ind w:firstLine="720"/>
-      </w:pPr>
-      <w:r>
-        <w:t>Example:</w:t>
-      </w:r>
-    </w:p>
-    <w:p>
-      <w:pPr>
-        <w:ind w:left="720" w:firstLine="720"/>
-        <w:rPr>
-          <w:rFonts w:ascii="JetBrains Mono" w:hAnsi="JetBrains Mono" w:cs="JetBrains Mono"/>
-          <w:sz w:val="28"/>
-          <w:szCs w:val="28"/>
-        </w:rPr>
-      </w:pPr>
-      <w:r>
-        <w:rPr>
-          <w:sz w:val="28"/>
-          <w:szCs w:val="28"/>
-          <w:color w:val="1750EB"/>
+      <w:r>
+        <w:rPr>
+          <w:sz w:val="28"/>
+          <w:szCs w:val="28"/>
+          <w:color w:val="C45E00"/>
         </w:rPr>
         <w:t>while</w:t>
       </w:r>
@@ -446,7 +446,7 @@
       </w:pPr>
       <w:r>
         <w:rPr>
-          <w:color w:val="1750EB"/>
+          <w:color w:val="C45E00"/>
           <w:sz w:val="28"/>
           <w:szCs w:val="28"/>
         </w:rPr>
@@ -462,7 +462,7 @@
       </w:r>
       <w:r>
         <w:rPr>
-          <w:color w:val="1750EB"/>
+          <w:color w:val="C45E00"/>
           <w:sz w:val="28"/>
           <w:szCs w:val="28"/>
         </w:rPr>
